--- a/docs/Villa_Somalia_SCADA_Design_Report_Rev1.docx
+++ b/docs/Villa_Somalia_SCADA_Design_Report_Rev1.docx
@@ -2178,6 +2178,76 @@
           </w:p>
         </w:tc>
       </w:tr>
+      <w:tr>
+        <w:tc>
+          <w:tcPr>
+            <w:tcW w:w="3120" w:type="dxa"/>
+          </w:tcPr>
+          <w:p>
+            <w:pPr/>
+            <w:r>
+              <w:t>Generator start if the EMS fails</w:t>
+            </w:r>
+          </w:p>
+        </w:tc>
+        <w:tc>
+          <w:tcPr>
+            <w:tcW w:w="3120" w:type="dxa"/>
+          </w:tcPr>
+          <w:p>
+            <w:pPr/>
+            <w:r>
+              <w:t>Generator controllers, on dead busbar</w:t>
+            </w:r>
+          </w:p>
+        </w:tc>
+        <w:tc>
+          <w:tcPr>
+            <w:tcW w:w="3120" w:type="dxa"/>
+          </w:tcPr>
+          <w:p>
+            <w:pPr/>
+            <w:r>
+              <w:t>Continues</w:t>
+            </w:r>
+          </w:p>
+        </w:tc>
+      </w:tr>
+      <w:tr>
+        <w:tc>
+          <w:tcPr>
+            <w:tcW w:w="3120" w:type="dxa"/>
+          </w:tcPr>
+          <w:p>
+            <w:pPr/>
+            <w:r>
+              <w:t>Load shedding on under-frequency</w:t>
+            </w:r>
+          </w:p>
+        </w:tc>
+        <w:tc>
+          <w:tcPr>
+            <w:tcW w:w="3120" w:type="dxa"/>
+          </w:tcPr>
+          <w:p>
+            <w:pPr/>
+            <w:r>
+              <w:t>Relays AH6 and AH4</w:t>
+            </w:r>
+          </w:p>
+        </w:tc>
+        <w:tc>
+          <w:tcPr>
+            <w:tcW w:w="3120" w:type="dxa"/>
+          </w:tcPr>
+          <w:p>
+            <w:pPr/>
+            <w:r>
+              <w:t>Continues</w:t>
+            </w:r>
+          </w:p>
+        </w:tc>
+      </w:tr>
     </w:tbl>
     <w:p>
       <w:pPr>
@@ -3648,7 +3718,7 @@
           <w:p>
             <w:pPr/>
             <w:r>
-              <w:t xml:space="preserve">EMS and generator controllers</w:t>
+              <w:t>EMS, by hardwired start contact to the generator controllers</w:t>
             </w:r>
           </w:p>
         </w:tc>
@@ -3855,6 +3925,52 @@
             <w:pPr/>
             <w:r>
               <w:t xml:space="preserve">Monitor</w:t>
+            </w:r>
+          </w:p>
+        </w:tc>
+      </w:tr>
+      <w:tr>
+        <w:tc>
+          <w:tcPr>
+            <w:tcW w:w="2340" w:type="dxa"/>
+          </w:tcPr>
+          <w:p>
+            <w:pPr/>
+            <w:r>
+              <w:t>Load shedding on under-frequency</w:t>
+            </w:r>
+          </w:p>
+        </w:tc>
+        <w:tc>
+          <w:tcPr>
+            <w:tcW w:w="2340" w:type="dxa"/>
+          </w:tcPr>
+          <w:p>
+            <w:pPr/>
+            <w:r>
+              <w:t>Relays AH6, then AH4</w:t>
+            </w:r>
+          </w:p>
+        </w:tc>
+        <w:tc>
+          <w:tcPr>
+            <w:tcW w:w="2340" w:type="dxa"/>
+          </w:tcPr>
+          <w:p>
+            <w:pPr/>
+            <w:r>
+              <w:t>Protection engineer, locally</w:t>
+            </w:r>
+          </w:p>
+        </w:tc>
+        <w:tc>
+          <w:tcPr>
+            <w:tcW w:w="2340" w:type="dxa"/>
+          </w:tcPr>
+          <w:p>
+            <w:pPr/>
+            <w:r>
+              <w:t>Monitor trips; reclose feeders</w:t>
             </w:r>
           </w:p>
         </w:tc>
@@ -7618,7 +7734,7 @@
         <w:t xml:space="preserve">Recovery.</w:t>
       </w:r>
       <w:r>
-        <w:t xml:space="preserve"> A written procedure covers local operation of breakers and generators if the controller or SCADA fails.</w:t>
+        <w:t xml:space="preserve"> A written procedure covers local operation of breakers and generators if the controller or SCADA fails. If the EMS fails, the generators start on their own and supply the plant (section 11).</w:t>
       </w:r>
     </w:p>
     <w:p>
@@ -9049,7 +9165,111 @@
     <w:p>
       <w:pPr/>
       <w:r>
-        <w:t xml:space="preserve">The EMS supplier must confirm which of these steps it carries out automatically and which need an operator command from the SCADA.</w:t>
+        <w:t>The EMS supplier provides this sequence in its functional description, states which steps it carries out automatically and which need an operator command from the SCADA, and demonstrates it at commissioning.</w:t>
+      </w:r>
+    </w:p>
+    <w:p>
+      <w:pPr>
+        <w:pStyle w:val="Heading3"/>
+      </w:pPr>
+      <w:r>
+        <w:t>Requirements on the EMS and fallback</w:t>
+      </w:r>
+    </w:p>
+    <w:p>
+      <w:pPr/>
+      <w:r>
+        <w:t>The design relies on the embedded EMS for dispatch, with no separate plant controller. The EMS supplier must therefore provide the functions below, and the plant must keep supplying the offices if the EMS fails. They are part of the EMS specification and are tested at commissioning.</w:t>
+      </w:r>
+    </w:p>
+    <w:p>
+      <w:pPr>
+        <w:pStyle w:val="ListParagraph"/>
+        <w:numPr>
+          <w:ilvl w:val="0"/>
+          <w:numId w:val="8"/>
+        </w:numPr>
+      </w:pPr>
+      <w:r>
+        <w:rPr>
+          <w:b/>
+        </w:rPr>
+        <w:t>Generator start and stop.</w:t>
+      </w:r>
+      <w:r>
+        <w:t xml:space="preserve"> The EMS starts and stops each generator through a hardwired start contact to the generator controller, so the start does not depend on the CP-8050, the SCADA or the network. A Modbus command may duplicate it. The EMS applies the start below 20% and stop at 80% state of charge, the second-generator rule at 80% of the running generator, the 30% minimum load and lead and lag alternation.</w:t>
+      </w:r>
+    </w:p>
+    <w:p>
+      <w:pPr>
+        <w:pStyle w:val="ListParagraph"/>
+        <w:numPr>
+          <w:ilvl w:val="0"/>
+          <w:numId w:val="8"/>
+        </w:numPr>
+      </w:pPr>
+      <w:r>
+        <w:rPr>
+          <w:b/>
+        </w:rPr>
+        <w:t>PV curtailment.</w:t>
+      </w:r>
+      <w:r>
+        <w:t xml:space="preserve"> The EMS limits the inverters through the PLC box when the battery is full, or when a generator would fall below its minimum load. Output is ramped down rather than tripped. The supplier states the response time from the EMS to the inverters.</w:t>
+      </w:r>
+    </w:p>
+    <w:p>
+      <w:pPr>
+        <w:pStyle w:val="ListParagraph"/>
+        <w:numPr>
+          <w:ilvl w:val="0"/>
+          <w:numId w:val="8"/>
+        </w:numPr>
+      </w:pPr>
+      <w:r>
+        <w:rPr>
+          <w:b/>
+        </w:rPr>
+        <w:t>Black start.</w:t>
+      </w:r>
+      <w:r>
+        <w:t xml:space="preserve"> The EMS supplier provides the black-start sequence above in writing, including AH8 being closed first, and marks each step as automatic or by operator command.</w:t>
+      </w:r>
+    </w:p>
+    <w:p>
+      <w:pPr>
+        <w:pStyle w:val="ListParagraph"/>
+        <w:numPr>
+          <w:ilvl w:val="0"/>
+          <w:numId w:val="8"/>
+        </w:numPr>
+      </w:pPr>
+      <w:r>
+        <w:rPr>
+          <w:b/>
+        </w:rPr>
+        <w:t>EMS failure.</w:t>
+      </w:r>
+      <w:r>
+        <w:t xml:space="preserve"> The CP-8050 monitors the EMS heartbeat and raises a level 1 alarm when it stops. Each generator controller is set to start on its own on a dead busbar, or when the EMS start contact is lost, and to form the grid alone. The offices are then resupplied from the generators without the EMS, and the battery stays off until the EMS is restored.</w:t>
+      </w:r>
+    </w:p>
+    <w:p>
+      <w:pPr>
+        <w:pStyle w:val="ListParagraph"/>
+        <w:numPr>
+          <w:ilvl w:val="0"/>
+          <w:numId w:val="8"/>
+        </w:numPr>
+      </w:pPr>
+      <w:r>
+        <w:rPr>
+          <w:b/>
+        </w:rPr>
+        <w:t>Load shedding.</w:t>
+      </w:r>
+      <w:r>
+        <w:t xml:space="preserve"> If a generator is overloaded and frequency falls, the 11 kV relays shed load by under-frequency protection (81): AH6, the Prime Minister feeder, first, and AH4, the President feeder, last. Proposed settings are 48.5 Hz for 1 s on AH6 and 47.5 Hz for 0.5 s on AH4, to be confirmed by the protection study. The auxiliary feeder AH5 is not shed. Feeders are reclosed by operator command once frequency is stable.</w:t>
       </w:r>
     </w:p>
     <w:p>
@@ -9354,6 +9574,76 @@
             <w:pPr/>
             <w:r>
               <w:t xml:space="preserve">Repair server A</w:t>
+            </w:r>
+          </w:p>
+        </w:tc>
+      </w:tr>
+      <w:tr>
+        <w:tc>
+          <w:tcPr>
+            <w:tcW w:w="3120" w:type="dxa"/>
+          </w:tcPr>
+          <w:p>
+            <w:pPr/>
+            <w:r>
+              <w:t>EMS failure or EMS heartbeat lost</w:t>
+            </w:r>
+          </w:p>
+        </w:tc>
+        <w:tc>
+          <w:tcPr>
+            <w:tcW w:w="3120" w:type="dxa"/>
+          </w:tcPr>
+          <w:p>
+            <w:pPr/>
+            <w:r>
+              <w:t>Level 1 alarm; generators start on dead busbar and supply the plant; battery off</w:t>
+            </w:r>
+          </w:p>
+        </w:tc>
+        <w:tc>
+          <w:tcPr>
+            <w:tcW w:w="3120" w:type="dxa"/>
+          </w:tcPr>
+          <w:p>
+            <w:pPr/>
+            <w:r>
+              <w:t>Call the PV and BESS supplier; check generator loading</w:t>
+            </w:r>
+          </w:p>
+        </w:tc>
+      </w:tr>
+      <w:tr>
+        <w:tc>
+          <w:tcPr>
+            <w:tcW w:w="3120" w:type="dxa"/>
+          </w:tcPr>
+          <w:p>
+            <w:pPr/>
+            <w:r>
+              <w:t>Generator overload, frequency falling</w:t>
+            </w:r>
+          </w:p>
+        </w:tc>
+        <w:tc>
+          <w:tcPr>
+            <w:tcW w:w="3120" w:type="dxa"/>
+          </w:tcPr>
+          <w:p>
+            <w:pPr/>
+            <w:r>
+              <w:t>Relays shed AH6, then AH4, by under-frequency protection</w:t>
+            </w:r>
+          </w:p>
+        </w:tc>
+        <w:tc>
+          <w:tcPr>
+            <w:tcW w:w="3120" w:type="dxa"/>
+          </w:tcPr>
+          <w:p>
+            <w:pPr/>
+            <w:r>
+              <w:t>Reduce load; reclose the feeders from the SCADA when frequency is stable</w:t>
             </w:r>
           </w:p>
         </w:tc>
@@ -12332,6 +12622,144 @@
             <w:pPr/>
             <w:r>
               <w:t>Battery communication points</w:t>
+            </w:r>
+          </w:p>
+        </w:tc>
+      </w:tr>
+      <w:tr>
+        <w:tc>
+          <w:tcPr>
+            <w:tcW w:w="2340" w:type="dxa"/>
+          </w:tcPr>
+          <w:p>
+            <w:pPr/>
+            <w:r>
+              <w:t>16</w:t>
+            </w:r>
+          </w:p>
+        </w:tc>
+        <w:tc>
+          <w:tcPr>
+            <w:tcW w:w="2340" w:type="dxa"/>
+          </w:tcPr>
+          <w:p>
+            <w:pPr/>
+            <w:r>
+              <w:t>EMS functional description: generator start contact and Modbus commands, PV curtailment path and response time, black-start steps marked automatic or by operator, behaviour on loss of the CP-8050 link</w:t>
+            </w:r>
+          </w:p>
+        </w:tc>
+        <w:tc>
+          <w:tcPr>
+            <w:tcW w:w="2340" w:type="dxa"/>
+          </w:tcPr>
+          <w:p>
+            <w:pPr/>
+            <w:r>
+              <w:t>PV and BESS supplier</w:t>
+            </w:r>
+          </w:p>
+        </w:tc>
+        <w:tc>
+          <w:tcPr>
+            <w:tcW w:w="2340" w:type="dxa"/>
+          </w:tcPr>
+          <w:p>
+            <w:pPr/>
+            <w:r>
+              <w:t>Section 11; EMS communication points</w:t>
+            </w:r>
+          </w:p>
+        </w:tc>
+      </w:tr>
+      <w:tr>
+        <w:tc>
+          <w:tcPr>
+            <w:tcW w:w="2340" w:type="dxa"/>
+          </w:tcPr>
+          <w:p>
+            <w:pPr/>
+            <w:r>
+              <w:t>17</w:t>
+            </w:r>
+          </w:p>
+        </w:tc>
+        <w:tc>
+          <w:tcPr>
+            <w:tcW w:w="2340" w:type="dxa"/>
+          </w:tcPr>
+          <w:p>
+            <w:pPr/>
+            <w:r>
+              <w:t>Generator controller start input for the EMS contact; dead-bus automatic start and island operation without the EMS</w:t>
+            </w:r>
+          </w:p>
+        </w:tc>
+        <w:tc>
+          <w:tcPr>
+            <w:tcW w:w="2340" w:type="dxa"/>
+          </w:tcPr>
+          <w:p>
+            <w:pPr/>
+            <w:r>
+              <w:t>Generator supplier</w:t>
+            </w:r>
+          </w:p>
+        </w:tc>
+        <w:tc>
+          <w:tcPr>
+            <w:tcW w:w="2340" w:type="dxa"/>
+          </w:tcPr>
+          <w:p>
+            <w:pPr/>
+            <w:r>
+              <w:t>Section 11; generator settings</w:t>
+            </w:r>
+          </w:p>
+        </w:tc>
+      </w:tr>
+      <w:tr>
+        <w:tc>
+          <w:tcPr>
+            <w:tcW w:w="2340" w:type="dxa"/>
+          </w:tcPr>
+          <w:p>
+            <w:pPr/>
+            <w:r>
+              <w:t>18</w:t>
+            </w:r>
+          </w:p>
+        </w:tc>
+        <w:tc>
+          <w:tcPr>
+            <w:tcW w:w="2340" w:type="dxa"/>
+          </w:tcPr>
+          <w:p>
+            <w:pPr/>
+            <w:r>
+              <w:t>Under-frequency load-shedding settings and shedding order (AH6 first, AH4 last)</w:t>
+            </w:r>
+          </w:p>
+        </w:tc>
+        <w:tc>
+          <w:tcPr>
+            <w:tcW w:w="2340" w:type="dxa"/>
+          </w:tcPr>
+          <w:p>
+            <w:pPr/>
+            <w:r>
+              <w:t>Client and protection engineer</w:t>
+            </w:r>
+          </w:p>
+        </w:tc>
+        <w:tc>
+          <w:tcPr>
+            <w:tcW w:w="2340" w:type="dxa"/>
+          </w:tcPr>
+          <w:p>
+            <w:pPr/>
+            <w:r>
+              <w:t>Section 11; relay settings</w:t>
             </w:r>
           </w:p>
         </w:tc>

--- a/docs/Villa_Somalia_SCADA_Design_Report_Rev1.docx
+++ b/docs/Villa_Somalia_SCADA_Design_Report_Rev1.docx
@@ -483,7 +483,7 @@
           <w:p>
             <w:pPr/>
             <w:r>
-              <w:t>244 hardwired signals and 456 communication points, listed signal by signal, including the PV inverter AC breakers and the battery combiner panels</w:t>
+              <w:t>244 hardwired signals and 463 communication points, listed signal by signal, including the PV inverter AC breakers and the battery combiner panels</w:t>
             </w:r>
           </w:p>
         </w:tc>
@@ -1619,7 +1619,7 @@
     <w:p>
       <w:pPr/>
       <w:r>
-        <w:t xml:space="preserve">One Siemens SICAM A8000 CP-8050 controller collects every signal in the plant and passes it to two SCADA servers. It reads five groups of devices over the network and six rows of hardwired signals.</w:t>
+        <w:t>A hot standby pair of Siemens SICAM A8000 CP-8050 controllers collects every signal in the plant and passes it to two SCADA servers. Controller A is in control; controller B follows it and takes over if A fails. It reads five groups of devices over the network and six rows of hardwired signals.</w:t>
       </w:r>
     </w:p>
     <w:p>
@@ -1627,7 +1627,7 @@
       <w:r>
         <w:drawing>
           <wp:inline distT="0" distB="0" distL="0" distR="0">
-            <wp:extent cx="5486400" cy="5363935"/>
+            <wp:extent cx="5486400" cy="5510892"/>
             <wp:docPr id="1" name="image1" descr="SCADA architecture · 1 controller, 5 network sources, 6 I/O rows"/>
             <a:graphic xmlns:a="http://schemas.openxmlformats.org/drawingml/2006/main">
               <a:graphicData uri="http://schemas.openxmlformats.org/drawingml/2006/picture">
@@ -1645,7 +1645,7 @@
                   <pic:spPr>
                     <a:xfrm>
                       <a:off x="0" y="0"/>
-                      <a:ext cx="5486400" cy="5363935"/>
+                      <a:ext cx="5486400" cy="5510892"/>
                     </a:xfrm>
                     <a:prstGeom prst="rect">
                       <a:avLst/>
@@ -1661,7 +1661,7 @@
     <w:p>
       <w:pPr/>
       <w:r>
-        <w:t xml:space="preserve">SCADA architecture · 1 controller, 5 network sources, 6 I/O rows</w:t>
+        <w:t>SCADA architecture · redundant controller pair, 5 network sources, 6 I/O rows</w:t>
       </w:r>
     </w:p>
     <w:p>
@@ -1739,18 +1739,18 @@
           <w:p>
             <w:pPr/>
             <w:r>
-              <w:t xml:space="preserve">SICAM A8000 CP-8050</w:t>
-            </w:r>
-          </w:p>
-        </w:tc>
-        <w:tc>
-          <w:tcPr>
-            <w:tcW w:w="3120" w:type="dxa"/>
-          </w:tcPr>
-          <w:p>
-            <w:pPr/>
-            <w:r>
-              <w:t xml:space="preserve">Plant controller: collects all signals, time-stamps events, executes breaker commands, passes settings to the EMS</w:t>
+              <w:t>SICAM A8000 CP-8050, hot standby pair A and B</w:t>
+            </w:r>
+          </w:p>
+        </w:tc>
+        <w:tc>
+          <w:tcPr>
+            <w:tcW w:w="3120" w:type="dxa"/>
+          </w:tcPr>
+          <w:p>
+            <w:pPr/>
+            <w:r>
+              <w:t>Plant controller: collects all signals, time-stamps events, executes breaker commands, passes settings to the EMS; B takes over if A fails</w:t>
             </w:r>
           </w:p>
         </w:tc>
@@ -2138,7 +2138,7 @@
           <w:p>
             <w:pPr/>
             <w:r>
-              <w:t xml:space="preserve">Lost until restored</w:t>
+              <w:t>Continue on the standby controller or server; lost only if both fail</w:t>
             </w:r>
           </w:p>
         </w:tc>
@@ -2173,7 +2173,7 @@
           <w:p>
             <w:pPr/>
             <w:r>
-              <w:t xml:space="preserve">Breakers operated locally at the panels</w:t>
+              <w:t>Continues on the standby; if both controllers fail, breakers are operated locally</w:t>
             </w:r>
           </w:p>
         </w:tc>
@@ -4739,7 +4739,7 @@
     <w:p>
       <w:pPr/>
       <w:r>
-        <w:t>The plant has 244 hardwired signals on 24 I/O modules in six rows, with 27% spare channels. Row 5, in the BESS and inverter yard, is the fullest at 19% spare; a third input module can be added there if more yard signals appear. A further 456 signals arrive over communication links. The full signal-by-signal list is in Attachment B: sheet IO List for hardwired signals and sheet Comms Point List for communication points.</w:t>
+        <w:t>The plant has 244 hardwired signals on 24 I/O modules in six rows, with 27% spare channels. Row 5, in the BESS and inverter yard, is the fullest at 19% spare; a third input module can be added there if more yard signals appear. A further 463 signals arrive over communication links. The full signal-by-signal list is in Attachment B: sheet IO List for hardwired signals and sheet Comms Point List for communication points.</w:t>
       </w:r>
     </w:p>
     <w:p>
@@ -4753,7 +4753,7 @@
     <w:p>
       <w:pPr/>
       <w:r>
-        <w:t xml:space="preserve">Each row is a panel of I/O modules placed near the equipment it serves. Field contacts are wired a short distance to that panel, and one link carries all its signals to the controller.</w:t>
+        <w:t>Each row is a panel of I/O modules placed near the equipment it serves. Field contacts are wired a short distance to that panel, and one link carries all its signals to the controllers. Both controllers reach every row; only the active one reads inputs and drives outputs.</w:t>
       </w:r>
     </w:p>
     <w:tbl>
@@ -4880,7 +4880,7 @@
           <w:p>
             <w:pPr/>
             <w:r>
-              <w:t xml:space="preserve">11 kV switchroom, beside the controller</w:t>
+              <w:t>11 kV switchroom, SCADA cabinet</w:t>
             </w:r>
           </w:p>
         </w:tc>
@@ -4891,7 +4891,7 @@
           <w:p>
             <w:pPr/>
             <w:r>
-              <w:t xml:space="preserve">None</w:t>
+              <w:t>CI-8532, electrical</w:t>
             </w:r>
           </w:p>
         </w:tc>
@@ -4902,7 +4902,7 @@
           <w:p>
             <w:pPr/>
             <w:r>
-              <w:t xml:space="preserve">Backplane</w:t>
+              <w:t>Copper</w:t>
             </w:r>
           </w:p>
         </w:tc>
@@ -6056,7 +6056,7 @@
           <w:p>
             <w:pPr/>
             <w:r>
-              <w:t>456</w:t>
+              <w:t>463</w:t>
             </w:r>
           </w:p>
         </w:tc>
@@ -6138,7 +6138,7 @@
     <w:p>
       <w:pPr/>
       <w:r>
-        <w:t xml:space="preserve">The SCADA servers, workstation, firewall, controller and 11 kV relays each connect to both core switches. The field and station switches form one fibre ring that leaves core switch A and returns to core switch B.</w:t>
+        <w:t>The SCADA servers, workstation, firewall, both controllers and the 11 kV relays each connect to both core switches. The field and station switches form one fibre ring that leaves core switch A and returns to core switch B.</w:t>
       </w:r>
     </w:p>
     <w:p>
@@ -6223,7 +6223,7 @@
           <w:p>
             <w:pPr/>
             <w:r>
-              <w:t xml:space="preserve">Controller to SCADA servers A and B</w:t>
+              <w:t>Controllers A and B to SCADA servers A and B</w:t>
             </w:r>
           </w:p>
         </w:tc>
@@ -6591,7 +6591,7 @@
           <w:p>
             <w:pPr/>
             <w:r>
-              <w:t xml:space="preserve">Controller to I/O row 2</w:t>
+              <w:t>Controllers to I/O rows 1 and 2</w:t>
             </w:r>
           </w:p>
         </w:tc>
@@ -6809,6 +6809,52 @@
             <w:pPr/>
             <w:r>
               <w:t xml:space="preserve">None; off by default</w:t>
+            </w:r>
+          </w:p>
+        </w:tc>
+      </w:tr>
+      <w:tr>
+        <w:tc>
+          <w:tcPr>
+            <w:tcW w:w="2340" w:type="dxa"/>
+          </w:tcPr>
+          <w:p>
+            <w:pPr/>
+            <w:r>
+              <w:t>Controller A to controller B</w:t>
+            </w:r>
+          </w:p>
+        </w:tc>
+        <w:tc>
+          <w:tcPr>
+            <w:tcW w:w="2340" w:type="dxa"/>
+          </w:tcPr>
+          <w:p>
+            <w:pPr/>
+            <w:r>
+              <w:t>Redundancy synchronisation (Siemens)</w:t>
+            </w:r>
+          </w:p>
+        </w:tc>
+        <w:tc>
+          <w:tcPr>
+            <w:tcW w:w="2340" w:type="dxa"/>
+          </w:tcPr>
+          <w:p>
+            <w:pPr/>
+            <w:r>
+              <w:t>Direct cable between the controllers, to confirm</w:t>
+            </w:r>
+          </w:p>
+        </w:tc>
+        <w:tc>
+          <w:tcPr>
+            <w:tcW w:w="2340" w:type="dxa"/>
+          </w:tcPr>
+          <w:p>
+            <w:pPr/>
+            <w:r>
+              <w:t>Through the core switches, to confirm</w:t>
             </w:r>
           </w:p>
         </w:tc>
@@ -7014,7 +7060,7 @@
           <w:p>
             <w:pPr/>
             <w:r>
-              <w:t xml:space="preserve">Controller fails</w:t>
+              <w:t>Active controller fails</w:t>
             </w:r>
           </w:p>
         </w:tc>
@@ -7025,7 +7071,7 @@
           <w:p>
             <w:pPr/>
             <w:r>
-              <w:t xml:space="preserve">SCADA loses its view; the EMS, relays and hardwired trips continue; the cold spare is fitted</w:t>
+              <w:t>The standby controller takes over; the SCADA view and remote switching continue; a level 2 alarm is raised</w:t>
             </w:r>
           </w:p>
         </w:tc>
@@ -7050,6 +7096,30 @@
             <w:pPr/>
             <w:r>
               <w:t xml:space="preserve">Hardwired signals from that location are lost until repaired; network data from that location still arrives through the ring</w:t>
+            </w:r>
+          </w:p>
+        </w:tc>
+      </w:tr>
+      <w:tr>
+        <w:tc>
+          <w:tcPr>
+            <w:tcW w:w="4680" w:type="dxa"/>
+          </w:tcPr>
+          <w:p>
+            <w:pPr/>
+            <w:r>
+              <w:t>Both controllers fail</w:t>
+            </w:r>
+          </w:p>
+        </w:tc>
+        <w:tc>
+          <w:tcPr>
+            <w:tcW w:w="4680" w:type="dxa"/>
+          </w:tcPr>
+          <w:p>
+            <w:pPr/>
+            <w:r>
+              <w:t>SCADA loses its view; the EMS, relays and hardwired trips continue; breakers are operated locally</w:t>
             </w:r>
           </w:p>
         </w:tc>
@@ -7096,7 +7166,7 @@
         <w:t xml:space="preserve">The controller.</w:t>
       </w:r>
       <w:r>
-        <w:t xml:space="preserve"> A cold spare is included; a hot standby pair is offered as an option.</w:t>
+        <w:t xml:space="preserve"> Controllers A and B run as a hot standby pair, so it is no longer a single point. Each I/O row interface remains single; its failure loses only that row.</w:t>
       </w:r>
     </w:p>
     <w:p>
@@ -7734,7 +7804,7 @@
         <w:t xml:space="preserve">Recovery.</w:t>
       </w:r>
       <w:r>
-        <w:t xml:space="preserve"> A written procedure covers local operation of breakers and generators if the controller or SCADA fails. If the EMS fails, the generators start on their own and supply the plant (section 11).</w:t>
+        <w:t xml:space="preserve"> A written procedure covers local operation of breakers and generators if both controllers or both SCADA servers fail. If the EMS fails, the generators start on their own and supply the plant (section 11).</w:t>
       </w:r>
     </w:p>
     <w:p>
@@ -9516,29 +9586,29 @@
           <w:p>
             <w:pPr/>
             <w:r>
-              <w:t xml:space="preserve">Controller failure</w:t>
-            </w:r>
-          </w:p>
-        </w:tc>
-        <w:tc>
-          <w:tcPr>
-            <w:tcW w:w="3120" w:type="dxa"/>
-          </w:tcPr>
-          <w:p>
-            <w:pPr/>
-            <w:r>
-              <w:t xml:space="preserve">Watchdog contact drops; alarm beacon sounds; EMS and relays continue</w:t>
-            </w:r>
-          </w:p>
-        </w:tc>
-        <w:tc>
-          <w:tcPr>
-            <w:tcW w:w="3120" w:type="dxa"/>
-          </w:tcPr>
-          <w:p>
-            <w:pPr/>
-            <w:r>
-              <w:t xml:space="preserve">Operate locally under the recovery procedure; fit the spare controller</w:t>
+              <w:t>Active controller failure</w:t>
+            </w:r>
+          </w:p>
+        </w:tc>
+        <w:tc>
+          <w:tcPr>
+            <w:tcW w:w="3120" w:type="dxa"/>
+          </w:tcPr>
+          <w:p>
+            <w:pPr/>
+            <w:r>
+              <w:t>Standby controller takes over; level 2 alarm; SCADA view and remote switching continue</w:t>
+            </w:r>
+          </w:p>
+        </w:tc>
+        <w:tc>
+          <w:tcPr>
+            <w:tcW w:w="3120" w:type="dxa"/>
+          </w:tcPr>
+          <w:p>
+            <w:pPr/>
+            <w:r>
+              <w:t>Repair or replace the failed controller; it rejoins as standby</w:t>
             </w:r>
           </w:p>
         </w:tc>
@@ -9644,6 +9714,41 @@
             <w:pPr/>
             <w:r>
               <w:t>Reduce load; reclose the feeders from the SCADA when frequency is stable</w:t>
+            </w:r>
+          </w:p>
+        </w:tc>
+      </w:tr>
+      <w:tr>
+        <w:tc>
+          <w:tcPr>
+            <w:tcW w:w="3120" w:type="dxa"/>
+          </w:tcPr>
+          <w:p>
+            <w:pPr/>
+            <w:r>
+              <w:t>Failure of both controllers</w:t>
+            </w:r>
+          </w:p>
+        </w:tc>
+        <w:tc>
+          <w:tcPr>
+            <w:tcW w:w="3120" w:type="dxa"/>
+          </w:tcPr>
+          <w:p>
+            <w:pPr/>
+            <w:r>
+              <w:t>Watchdog contact drops; alarm beacon sounds; EMS and relays continue</w:t>
+            </w:r>
+          </w:p>
+        </w:tc>
+        <w:tc>
+          <w:tcPr>
+            <w:tcW w:w="3120" w:type="dxa"/>
+          </w:tcPr>
+          <w:p>
+            <w:pPr/>
+            <w:r>
+              <w:t>Operate locally under the recovery procedure</w:t>
             </w:r>
           </w:p>
         </w:tc>
@@ -10439,7 +10544,7 @@
           <w:p>
             <w:pPr/>
             <w:r>
-              <w:t xml:space="preserve">Plant controller (processor module)</w:t>
+              <w:t>Plant controller (processor module), hot standby pair</w:t>
             </w:r>
           </w:p>
         </w:tc>
@@ -10472,6 +10577,282 @@
           <w:p>
             <w:pPr/>
             <w:r>
+              <w:t>2</w:t>
+            </w:r>
+          </w:p>
+        </w:tc>
+      </w:tr>
+      <w:tr>
+        <w:tc>
+          <w:tcPr>
+            <w:tcW w:w="2340" w:type="dxa"/>
+          </w:tcPr>
+          <w:p>
+            <w:pPr/>
+            <w:r>
+              <w:t xml:space="preserve">Power supply, 100 to 240 V DC/AC, 45 W</w:t>
+            </w:r>
+          </w:p>
+        </w:tc>
+        <w:tc>
+          <w:tcPr>
+            <w:tcW w:w="2340" w:type="dxa"/>
+          </w:tcPr>
+          <w:p>
+            <w:pPr/>
+            <w:r>
+              <w:t xml:space="preserve">PS-8642</w:t>
+            </w:r>
+          </w:p>
+        </w:tc>
+        <w:tc>
+          <w:tcPr>
+            <w:tcW w:w="2340" w:type="dxa"/>
+          </w:tcPr>
+          <w:p>
+            <w:pPr/>
+            <w:r>
+              <w:t xml:space="preserve">6MF2864-2AA00</w:t>
+            </w:r>
+          </w:p>
+        </w:tc>
+        <w:tc>
+          <w:tcPr>
+            <w:tcW w:w="2340" w:type="dxa"/>
+          </w:tcPr>
+          <w:p>
+            <w:pPr/>
+            <w:r>
+              <w:t>4</w:t>
+            </w:r>
+          </w:p>
+        </w:tc>
+      </w:tr>
+      <w:tr>
+        <w:tc>
+          <w:tcPr>
+            <w:tcW w:w="2340" w:type="dxa"/>
+          </w:tcPr>
+          <w:p>
+            <w:pPr/>
+            <w:r>
+              <w:t xml:space="preserve">Ethernet interface, 5 ports</w:t>
+            </w:r>
+          </w:p>
+        </w:tc>
+        <w:tc>
+          <w:tcPr>
+            <w:tcW w:w="2340" w:type="dxa"/>
+          </w:tcPr>
+          <w:p>
+            <w:pPr/>
+            <w:r>
+              <w:t xml:space="preserve">CI-8520</w:t>
+            </w:r>
+          </w:p>
+        </w:tc>
+        <w:tc>
+          <w:tcPr>
+            <w:tcW w:w="2340" w:type="dxa"/>
+          </w:tcPr>
+          <w:p>
+            <w:pPr/>
+            <w:r>
+              <w:t xml:space="preserve">6MF2852-0AA00</w:t>
+            </w:r>
+          </w:p>
+        </w:tc>
+        <w:tc>
+          <w:tcPr>
+            <w:tcW w:w="2340" w:type="dxa"/>
+          </w:tcPr>
+          <w:p>
+            <w:pPr/>
+            <w:r>
+              <w:t>2</w:t>
+            </w:r>
+          </w:p>
+        </w:tc>
+      </w:tr>
+      <w:tr>
+        <w:tc>
+          <w:tcPr>
+            <w:tcW w:w="2340" w:type="dxa"/>
+          </w:tcPr>
+          <w:p>
+            <w:pPr/>
+            <w:r>
+              <w:t xml:space="preserve">Flash card, 2 GB</w:t>
+            </w:r>
+          </w:p>
+        </w:tc>
+        <w:tc>
+          <w:tcPr>
+            <w:tcW w:w="2340" w:type="dxa"/>
+          </w:tcPr>
+          <w:p>
+            <w:pPr/>
+            <w:r>
+              <w:t xml:space="preserve">SICAM flash card</w:t>
+            </w:r>
+          </w:p>
+        </w:tc>
+        <w:tc>
+          <w:tcPr>
+            <w:tcW w:w="2340" w:type="dxa"/>
+          </w:tcPr>
+          <w:p>
+            <w:pPr/>
+            <w:r>
+              <w:t xml:space="preserve">6MF1213-1GA05-0AA0</w:t>
+            </w:r>
+          </w:p>
+        </w:tc>
+        <w:tc>
+          <w:tcPr>
+            <w:tcW w:w="2340" w:type="dxa"/>
+          </w:tcPr>
+          <w:p>
+            <w:pPr/>
+            <w:r>
+              <w:t>2</w:t>
+            </w:r>
+          </w:p>
+        </w:tc>
+      </w:tr>
+      <w:tr>
+        <w:tc>
+          <w:tcPr>
+            <w:tcW w:w="2340" w:type="dxa"/>
+          </w:tcPr>
+          <w:p>
+            <w:pPr/>
+            <w:r>
+              <w:t xml:space="preserve">Digital input, 16 channels</w:t>
+            </w:r>
+          </w:p>
+        </w:tc>
+        <w:tc>
+          <w:tcPr>
+            <w:tcW w:w="2340" w:type="dxa"/>
+          </w:tcPr>
+          <w:p>
+            <w:pPr/>
+            <w:r>
+              <w:t xml:space="preserve">DI-8112</w:t>
+            </w:r>
+          </w:p>
+        </w:tc>
+        <w:tc>
+          <w:tcPr>
+            <w:tcW w:w="2340" w:type="dxa"/>
+          </w:tcPr>
+          <w:p>
+            <w:pPr/>
+            <w:r>
+              <w:t xml:space="preserve">6MF2811-2AA00</w:t>
+            </w:r>
+          </w:p>
+        </w:tc>
+        <w:tc>
+          <w:tcPr>
+            <w:tcW w:w="2340" w:type="dxa"/>
+          </w:tcPr>
+          <w:p>
+            <w:pPr/>
+            <w:r>
+              <w:t xml:space="preserve">17</w:t>
+            </w:r>
+          </w:p>
+        </w:tc>
+      </w:tr>
+      <w:tr>
+        <w:tc>
+          <w:tcPr>
+            <w:tcW w:w="2340" w:type="dxa"/>
+          </w:tcPr>
+          <w:p>
+            <w:pPr/>
+            <w:r>
+              <w:t xml:space="preserve">Secured command output</w:t>
+            </w:r>
+          </w:p>
+        </w:tc>
+        <w:tc>
+          <w:tcPr>
+            <w:tcW w:w="2340" w:type="dxa"/>
+          </w:tcPr>
+          <w:p>
+            <w:pPr/>
+            <w:r>
+              <w:t xml:space="preserve">DO-8221</w:t>
+            </w:r>
+          </w:p>
+        </w:tc>
+        <w:tc>
+          <w:tcPr>
+            <w:tcW w:w="2340" w:type="dxa"/>
+          </w:tcPr>
+          <w:p>
+            <w:pPr/>
+            <w:r>
+              <w:t xml:space="preserve">To confirm</w:t>
+            </w:r>
+          </w:p>
+        </w:tc>
+        <w:tc>
+          <w:tcPr>
+            <w:tcW w:w="2340" w:type="dxa"/>
+          </w:tcPr>
+          <w:p>
+            <w:pPr/>
+            <w:r>
+              <w:t xml:space="preserve">4</w:t>
+            </w:r>
+          </w:p>
+        </w:tc>
+      </w:tr>
+      <w:tr>
+        <w:tc>
+          <w:tcPr>
+            <w:tcW w:w="2340" w:type="dxa"/>
+          </w:tcPr>
+          <w:p>
+            <w:pPr/>
+            <w:r>
+              <w:t xml:space="preserve">Relay output, 8 channels</w:t>
+            </w:r>
+          </w:p>
+        </w:tc>
+        <w:tc>
+          <w:tcPr>
+            <w:tcW w:w="2340" w:type="dxa"/>
+          </w:tcPr>
+          <w:p>
+            <w:pPr/>
+            <w:r>
+              <w:t xml:space="preserve">DO-8212</w:t>
+            </w:r>
+          </w:p>
+        </w:tc>
+        <w:tc>
+          <w:tcPr>
+            <w:tcW w:w="2340" w:type="dxa"/>
+          </w:tcPr>
+          <w:p>
+            <w:pPr/>
+            <w:r>
+              <w:t xml:space="preserve">6MF2821-2AA00</w:t>
+            </w:r>
+          </w:p>
+        </w:tc>
+        <w:tc>
+          <w:tcPr>
+            <w:tcW w:w="2340" w:type="dxa"/>
+          </w:tcPr>
+          <w:p>
+            <w:pPr/>
+            <w:r>
               <w:t xml:space="preserve">1</w:t>
             </w:r>
           </w:p>
@@ -10485,29 +10866,29 @@
           <w:p>
             <w:pPr/>
             <w:r>
-              <w:t xml:space="preserve">Power supply, 100 to 240 V DC/AC, 45 W</w:t>
-            </w:r>
-          </w:p>
-        </w:tc>
-        <w:tc>
-          <w:tcPr>
-            <w:tcW w:w="2340" w:type="dxa"/>
-          </w:tcPr>
-          <w:p>
-            <w:pPr/>
-            <w:r>
-              <w:t xml:space="preserve">PS-8642</w:t>
-            </w:r>
-          </w:p>
-        </w:tc>
-        <w:tc>
-          <w:tcPr>
-            <w:tcW w:w="2340" w:type="dxa"/>
-          </w:tcPr>
-          <w:p>
-            <w:pPr/>
-            <w:r>
-              <w:t xml:space="preserve">6MF2864-2AA00</w:t>
+              <w:t xml:space="preserve">Analogue input, 4 channels</w:t>
+            </w:r>
+          </w:p>
+        </w:tc>
+        <w:tc>
+          <w:tcPr>
+            <w:tcW w:w="2340" w:type="dxa"/>
+          </w:tcPr>
+          <w:p>
+            <w:pPr/>
+            <w:r>
+              <w:t xml:space="preserve">AI-8320</w:t>
+            </w:r>
+          </w:p>
+        </w:tc>
+        <w:tc>
+          <w:tcPr>
+            <w:tcW w:w="2340" w:type="dxa"/>
+          </w:tcPr>
+          <w:p>
+            <w:pPr/>
+            <w:r>
+              <w:t xml:space="preserve">6MF2832-0AA00</w:t>
             </w:r>
           </w:p>
         </w:tc>
@@ -10531,156 +10912,64 @@
           <w:p>
             <w:pPr/>
             <w:r>
-              <w:t xml:space="preserve">Ethernet interface, 5 ports</w:t>
-            </w:r>
-          </w:p>
-        </w:tc>
-        <w:tc>
-          <w:tcPr>
-            <w:tcW w:w="2340" w:type="dxa"/>
-          </w:tcPr>
-          <w:p>
-            <w:pPr/>
-            <w:r>
-              <w:t xml:space="preserve">CI-8520</w:t>
-            </w:r>
-          </w:p>
-        </w:tc>
-        <w:tc>
-          <w:tcPr>
-            <w:tcW w:w="2340" w:type="dxa"/>
-          </w:tcPr>
-          <w:p>
-            <w:pPr/>
-            <w:r>
-              <w:t xml:space="preserve">6MF2852-0AA00</w:t>
-            </w:r>
-          </w:p>
-        </w:tc>
-        <w:tc>
-          <w:tcPr>
-            <w:tcW w:w="2340" w:type="dxa"/>
-          </w:tcPr>
-          <w:p>
-            <w:pPr/>
-            <w:r>
-              <w:t xml:space="preserve">1</w:t>
-            </w:r>
-          </w:p>
-        </w:tc>
-      </w:tr>
-      <w:tr>
-        <w:tc>
-          <w:tcPr>
-            <w:tcW w:w="2340" w:type="dxa"/>
-          </w:tcPr>
-          <w:p>
-            <w:pPr/>
-            <w:r>
-              <w:t xml:space="preserve">Flash card, 2 GB</w:t>
-            </w:r>
-          </w:p>
-        </w:tc>
-        <w:tc>
-          <w:tcPr>
-            <w:tcW w:w="2340" w:type="dxa"/>
-          </w:tcPr>
-          <w:p>
-            <w:pPr/>
-            <w:r>
-              <w:t xml:space="preserve">SICAM flash card</w:t>
-            </w:r>
-          </w:p>
-        </w:tc>
-        <w:tc>
-          <w:tcPr>
-            <w:tcW w:w="2340" w:type="dxa"/>
-          </w:tcPr>
-          <w:p>
-            <w:pPr/>
-            <w:r>
-              <w:t xml:space="preserve">6MF1213-1GA05-0AA0</w:t>
-            </w:r>
-          </w:p>
-        </w:tc>
-        <w:tc>
-          <w:tcPr>
-            <w:tcW w:w="2340" w:type="dxa"/>
-          </w:tcPr>
-          <w:p>
-            <w:pPr/>
-            <w:r>
-              <w:t xml:space="preserve">1</w:t>
-            </w:r>
-          </w:p>
-        </w:tc>
-      </w:tr>
-      <w:tr>
-        <w:tc>
-          <w:tcPr>
-            <w:tcW w:w="2340" w:type="dxa"/>
-          </w:tcPr>
-          <w:p>
-            <w:pPr/>
-            <w:r>
-              <w:t xml:space="preserve">Digital input, 16 channels</w:t>
-            </w:r>
-          </w:p>
-        </w:tc>
-        <w:tc>
-          <w:tcPr>
-            <w:tcW w:w="2340" w:type="dxa"/>
-          </w:tcPr>
-          <w:p>
-            <w:pPr/>
-            <w:r>
-              <w:t xml:space="preserve">DI-8112</w:t>
-            </w:r>
-          </w:p>
-        </w:tc>
-        <w:tc>
-          <w:tcPr>
-            <w:tcW w:w="2340" w:type="dxa"/>
-          </w:tcPr>
-          <w:p>
-            <w:pPr/>
-            <w:r>
-              <w:t xml:space="preserve">6MF2811-2AA00</w:t>
-            </w:r>
-          </w:p>
-        </w:tc>
-        <w:tc>
-          <w:tcPr>
-            <w:tcW w:w="2340" w:type="dxa"/>
-          </w:tcPr>
-          <w:p>
-            <w:pPr/>
-            <w:r>
-              <w:t xml:space="preserve">17</w:t>
-            </w:r>
-          </w:p>
-        </w:tc>
-      </w:tr>
-      <w:tr>
-        <w:tc>
-          <w:tcPr>
-            <w:tcW w:w="2340" w:type="dxa"/>
-          </w:tcPr>
-          <w:p>
-            <w:pPr/>
-            <w:r>
-              <w:t xml:space="preserve">Secured command output</w:t>
-            </w:r>
-          </w:p>
-        </w:tc>
-        <w:tc>
-          <w:tcPr>
-            <w:tcW w:w="2340" w:type="dxa"/>
-          </w:tcPr>
-          <w:p>
-            <w:pPr/>
-            <w:r>
-              <w:t xml:space="preserve">DO-8221</w:t>
+              <w:t xml:space="preserve">Remote I/O interface, electrical</w:t>
+            </w:r>
+          </w:p>
+        </w:tc>
+        <w:tc>
+          <w:tcPr>
+            <w:tcW w:w="2340" w:type="dxa"/>
+          </w:tcPr>
+          <w:p>
+            <w:pPr/>
+            <w:r>
+              <w:t xml:space="preserve">CI-8532</w:t>
+            </w:r>
+          </w:p>
+        </w:tc>
+        <w:tc>
+          <w:tcPr>
+            <w:tcW w:w="2340" w:type="dxa"/>
+          </w:tcPr>
+          <w:p>
+            <w:pPr/>
+            <w:r>
+              <w:t xml:space="preserve">6MF2853-2AA00</w:t>
+            </w:r>
+          </w:p>
+        </w:tc>
+        <w:tc>
+          <w:tcPr>
+            <w:tcW w:w="2340" w:type="dxa"/>
+          </w:tcPr>
+          <w:p>
+            <w:pPr/>
+            <w:r>
+              <w:t>2</w:t>
+            </w:r>
+          </w:p>
+        </w:tc>
+      </w:tr>
+      <w:tr>
+        <w:tc>
+          <w:tcPr>
+            <w:tcW w:w="2340" w:type="dxa"/>
+          </w:tcPr>
+          <w:p>
+            <w:pPr/>
+            <w:r>
+              <w:t xml:space="preserve">Remote I/O interface, optical</w:t>
+            </w:r>
+          </w:p>
+        </w:tc>
+        <w:tc>
+          <w:tcPr>
+            <w:tcW w:w="2340" w:type="dxa"/>
+          </w:tcPr>
+          <w:p>
+            <w:pPr/>
+            <w:r>
+              <w:t xml:space="preserve">CI-8533</w:t>
             </w:r>
           </w:p>
         </w:tc>
@@ -10715,156 +11004,18 @@
           <w:p>
             <w:pPr/>
             <w:r>
-              <w:t xml:space="preserve">Relay output, 8 channels</w:t>
-            </w:r>
-          </w:p>
-        </w:tc>
-        <w:tc>
-          <w:tcPr>
-            <w:tcW w:w="2340" w:type="dxa"/>
-          </w:tcPr>
-          <w:p>
-            <w:pPr/>
-            <w:r>
-              <w:t xml:space="preserve">DO-8212</w:t>
-            </w:r>
-          </w:p>
-        </w:tc>
-        <w:tc>
-          <w:tcPr>
-            <w:tcW w:w="2340" w:type="dxa"/>
-          </w:tcPr>
-          <w:p>
-            <w:pPr/>
-            <w:r>
-              <w:t xml:space="preserve">6MF2821-2AA00</w:t>
-            </w:r>
-          </w:p>
-        </w:tc>
-        <w:tc>
-          <w:tcPr>
-            <w:tcW w:w="2340" w:type="dxa"/>
-          </w:tcPr>
-          <w:p>
-            <w:pPr/>
-            <w:r>
-              <w:t xml:space="preserve">1</w:t>
-            </w:r>
-          </w:p>
-        </w:tc>
-      </w:tr>
-      <w:tr>
-        <w:tc>
-          <w:tcPr>
-            <w:tcW w:w="2340" w:type="dxa"/>
-          </w:tcPr>
-          <w:p>
-            <w:pPr/>
-            <w:r>
-              <w:t xml:space="preserve">Analogue input, 4 channels</w:t>
-            </w:r>
-          </w:p>
-        </w:tc>
-        <w:tc>
-          <w:tcPr>
-            <w:tcW w:w="2340" w:type="dxa"/>
-          </w:tcPr>
-          <w:p>
-            <w:pPr/>
-            <w:r>
-              <w:t xml:space="preserve">AI-8320</w:t>
-            </w:r>
-          </w:p>
-        </w:tc>
-        <w:tc>
-          <w:tcPr>
-            <w:tcW w:w="2340" w:type="dxa"/>
-          </w:tcPr>
-          <w:p>
-            <w:pPr/>
-            <w:r>
-              <w:t xml:space="preserve">6MF2832-0AA00</w:t>
-            </w:r>
-          </w:p>
-        </w:tc>
-        <w:tc>
-          <w:tcPr>
-            <w:tcW w:w="2340" w:type="dxa"/>
-          </w:tcPr>
-          <w:p>
-            <w:pPr/>
-            <w:r>
-              <w:t xml:space="preserve">2</w:t>
-            </w:r>
-          </w:p>
-        </w:tc>
-      </w:tr>
-      <w:tr>
-        <w:tc>
-          <w:tcPr>
-            <w:tcW w:w="2340" w:type="dxa"/>
-          </w:tcPr>
-          <w:p>
-            <w:pPr/>
-            <w:r>
-              <w:t xml:space="preserve">Remote I/O interface, electrical</w:t>
-            </w:r>
-          </w:p>
-        </w:tc>
-        <w:tc>
-          <w:tcPr>
-            <w:tcW w:w="2340" w:type="dxa"/>
-          </w:tcPr>
-          <w:p>
-            <w:pPr/>
-            <w:r>
-              <w:t xml:space="preserve">CI-8532</w:t>
-            </w:r>
-          </w:p>
-        </w:tc>
-        <w:tc>
-          <w:tcPr>
-            <w:tcW w:w="2340" w:type="dxa"/>
-          </w:tcPr>
-          <w:p>
-            <w:pPr/>
-            <w:r>
-              <w:t xml:space="preserve">6MF2853-2AA00</w:t>
-            </w:r>
-          </w:p>
-        </w:tc>
-        <w:tc>
-          <w:tcPr>
-            <w:tcW w:w="2340" w:type="dxa"/>
-          </w:tcPr>
-          <w:p>
-            <w:pPr/>
-            <w:r>
-              <w:t xml:space="preserve">1</w:t>
-            </w:r>
-          </w:p>
-        </w:tc>
-      </w:tr>
-      <w:tr>
-        <w:tc>
-          <w:tcPr>
-            <w:tcW w:w="2340" w:type="dxa"/>
-          </w:tcPr>
-          <w:p>
-            <w:pPr/>
-            <w:r>
-              <w:t xml:space="preserve">Remote I/O interface, optical</w:t>
-            </w:r>
-          </w:p>
-        </w:tc>
-        <w:tc>
-          <w:tcPr>
-            <w:tcW w:w="2340" w:type="dxa"/>
-          </w:tcPr>
-          <w:p>
-            <w:pPr/>
-            <w:r>
-              <w:t xml:space="preserve">CI-8533</w:t>
+              <w:t>Protocol licences: IEC 60870-5-104, Modbus TCP, IEC 61850, redundancy if licensed separately</w:t>
+            </w:r>
+          </w:p>
+        </w:tc>
+        <w:tc>
+          <w:tcPr>
+            <w:tcW w:w="2340" w:type="dxa"/>
+          </w:tcPr>
+          <w:p>
+            <w:pPr/>
+            <w:r>
+              <w:t xml:space="preserve">For CP-8050</w:t>
             </w:r>
           </w:p>
         </w:tc>
@@ -10886,53 +11037,7 @@
           <w:p>
             <w:pPr/>
             <w:r>
-              <w:t xml:space="preserve">4</w:t>
-            </w:r>
-          </w:p>
-        </w:tc>
-      </w:tr>
-      <w:tr>
-        <w:tc>
-          <w:tcPr>
-            <w:tcW w:w="2340" w:type="dxa"/>
-          </w:tcPr>
-          <w:p>
-            <w:pPr/>
-            <w:r>
-              <w:t xml:space="preserve">Protocol licences: IEC 60870-5-104, Modbus TCP, IEC 61850</w:t>
-            </w:r>
-          </w:p>
-        </w:tc>
-        <w:tc>
-          <w:tcPr>
-            <w:tcW w:w="2340" w:type="dxa"/>
-          </w:tcPr>
-          <w:p>
-            <w:pPr/>
-            <w:r>
-              <w:t xml:space="preserve">For CP-8050</w:t>
-            </w:r>
-          </w:p>
-        </w:tc>
-        <w:tc>
-          <w:tcPr>
-            <w:tcW w:w="2340" w:type="dxa"/>
-          </w:tcPr>
-          <w:p>
-            <w:pPr/>
-            <w:r>
-              <w:t xml:space="preserve">To confirm</w:t>
-            </w:r>
-          </w:p>
-        </w:tc>
-        <w:tc>
-          <w:tcPr>
-            <w:tcW w:w="2340" w:type="dxa"/>
-          </w:tcPr>
-          <w:p>
-            <w:pPr/>
-            <w:r>
-              <w:t xml:space="preserve">1 set</w:t>
+              <w:t>2 sets</w:t>
             </w:r>
           </w:p>
         </w:tc>
@@ -11664,7 +11769,7 @@
           <w:p>
             <w:pPr/>
             <w:r>
-              <w:t xml:space="preserve">CP-8050 with configured flash card (cold spare)</w:t>
+              <w:t>Configured flash card for the CP-8050</w:t>
             </w:r>
           </w:p>
         </w:tc>
@@ -11686,7 +11791,7 @@
           <w:p>
             <w:pPr/>
             <w:r>
-              <w:t xml:space="preserve">Restores the controller in under an hour instead of waiting for delivery</w:t>
+              <w:t>Controller B is the running spare; the card restores a replaced controller quickly</w:t>
             </w:r>
           </w:p>
         </w:tc>
@@ -11765,7 +11870,7 @@
     <w:p>
       <w:pPr/>
       <w:r>
-        <w:t xml:space="preserve">A hot standby controller pair is available as an option for the client to decide. It needs Siemens to confirm how the remote I/O rows connect to two controllers.</w:t>
+        <w:t>The controllers are supplied as a hot standby pair. I/O row 1 has its own CI-8532 interface rather than sitting on the controller backplane, so both controllers reach it. Siemens will confirm the redundancy function and licence, the switchover time, and how the I/O rows connect to both controllers.</w:t>
       </w:r>
     </w:p>
     <w:p>
@@ -12461,29 +12566,29 @@
           <w:p>
             <w:pPr/>
             <w:r>
-              <w:t xml:space="preserve">Hot standby controller pair as an option</w:t>
-            </w:r>
-          </w:p>
-        </w:tc>
-        <w:tc>
-          <w:tcPr>
-            <w:tcW w:w="2340" w:type="dxa"/>
-          </w:tcPr>
-          <w:p>
-            <w:pPr/>
-            <w:r>
-              <w:t xml:space="preserve">Client decision</w:t>
-            </w:r>
-          </w:p>
-        </w:tc>
-        <w:tc>
-          <w:tcPr>
-            <w:tcW w:w="2340" w:type="dxa"/>
-          </w:tcPr>
-          <w:p>
-            <w:pPr/>
-            <w:r>
-              <w:t xml:space="preserve">Section 13</w:t>
+              <w:t>Hot standby controller pair: redundancy function and licence, switchover time, connection of the I/O rows to both controllers, product numbers</w:t>
+            </w:r>
+          </w:p>
+        </w:tc>
+        <w:tc>
+          <w:tcPr>
+            <w:tcW w:w="2340" w:type="dxa"/>
+          </w:tcPr>
+          <w:p>
+            <w:pPr/>
+            <w:r>
+              <w:t>Siemens</w:t>
+            </w:r>
+          </w:p>
+        </w:tc>
+        <w:tc>
+          <w:tcPr>
+            <w:tcW w:w="2340" w:type="dxa"/>
+          </w:tcPr>
+          <w:p>
+            <w:pPr/>
+            <w:r>
+              <w:t>Sections 4, 7, 8, 13</w:t>
             </w:r>
           </w:p>
         </w:tc>

--- a/docs/Villa_Somalia_SCADA_Design_Report_Rev1.docx
+++ b/docs/Villa_Somalia_SCADA_Design_Report_Rev1.docx
@@ -391,7 +391,7 @@
           <w:p>
             <w:pPr/>
             <w:r>
-              <w:t xml:space="preserve">This report with attachments A to D</w:t>
+              <w:t>This report with attachments A to E</w:t>
             </w:r>
           </w:p>
         </w:tc>
@@ -437,18 +437,18 @@
           <w:p>
             <w:pPr/>
             <w:r>
-              <w:t xml:space="preserve">One controller and one SCADA covering every equipment group</w:t>
-            </w:r>
-          </w:p>
-        </w:tc>
-        <w:tc>
-          <w:tcPr>
-            <w:tcW w:w="2340" w:type="dxa"/>
-          </w:tcPr>
-          <w:p>
-            <w:pPr/>
-            <w:r>
-              <w:t xml:space="preserve">3, 4, 5, 6, 12</w:t>
+              <w:t>A redundant controller pair and one SCADA covering every equipment group, with screen mock-ups</w:t>
+            </w:r>
+          </w:p>
+        </w:tc>
+        <w:tc>
+          <w:tcPr>
+            <w:tcW w:w="2340" w:type="dxa"/>
+          </w:tcPr>
+          <w:p>
+            <w:pPr/>
+            <w:r>
+              <w:t>3, 4, 5, 6, 12, Attachment E</w:t>
             </w:r>
           </w:p>
         </w:tc>
@@ -9821,7 +9821,7 @@
     <w:p>
       <w:pPr/>
       <w:r>
-        <w:t xml:space="preserve">The SCADA opens on a single-line overview of the whole plant; every other screen is one click away from it. Screens will be submitted as mock-ups for approval before configuration.</w:t>
+        <w:t>The SCADA opens on a single-line overview of the whole plant; every other screen is one click away from it. Mock-ups of the main screens are shown below and the full set is in Attachment E. They are submitted for approval of layout and content; the final screens are built in SICAM SCC to the same layout before the factory test.</w:t>
       </w:r>
     </w:p>
     <w:tbl>
@@ -10367,7 +10367,168 @@
           </w:p>
         </w:tc>
       </w:tr>
+      <w:tr>
+        <w:tc>
+          <w:tcPr>
+            <w:tcW w:w="3120" w:type="dxa"/>
+          </w:tcPr>
+          <w:p>
+            <w:pPr/>
+            <w:r>
+              <w:t>I/O list</w:t>
+            </w:r>
+          </w:p>
+        </w:tc>
+        <w:tc>
+          <w:tcPr>
+            <w:tcW w:w="3120" w:type="dxa"/>
+          </w:tcPr>
+          <w:p>
+            <w:pPr/>
+            <w:r>
+              <w:t>Every signal with its tag, I/O row, module and channel or protocol source, alarm level and live value</w:t>
+            </w:r>
+          </w:p>
+        </w:tc>
+        <w:tc>
+          <w:tcPr>
+            <w:tcW w:w="3120" w:type="dxa"/>
+          </w:tcPr>
+          <w:p>
+            <w:pPr/>
+            <w:r>
+              <w:t>Filter, export</w:t>
+            </w:r>
+          </w:p>
+        </w:tc>
+      </w:tr>
     </w:tbl>
+    <w:p>
+      <w:r>
+        <w:drawing>
+          <wp:inline>
+            <wp:extent cx="5486400" cy="3257550"/>
+            <wp:docPr id="4" name="Picture 4"/>
+            <wp:cNvGraphicFramePr>
+              <a:graphicFrameLocks noChangeAspect="1"/>
+            </wp:cNvGraphicFramePr>
+            <a:graphic>
+              <a:graphicData uri="http://schemas.openxmlformats.org/drawingml/2006/picture">
+                <pic:pic>
+                  <pic:nvPicPr>
+                    <pic:cNvPr id="0" name="E01_plant_overview.png"/>
+                    <pic:cNvPicPr/>
+                  </pic:nvPicPr>
+                  <pic:blipFill>
+                    <a:blip r:embed="rId6"/>
+                    <a:stretch>
+                      <a:fillRect/>
+                    </a:stretch>
+                  </pic:blipFill>
+                  <pic:spPr>
+                    <a:xfrm>
+                      <a:off x="0" y="0"/>
+                      <a:ext cx="5486400" cy="3257550"/>
+                    </a:xfrm>
+                    <a:prstGeom prst="rect"/>
+                  </pic:spPr>
+                </pic:pic>
+              </a:graphicData>
+            </a:graphic>
+          </wp:inline>
+        </w:drawing>
+      </w:r>
+    </w:p>
+    <w:p>
+      <w:pPr/>
+      <w:r>
+        <w:t>Plant overview · mock-up of the opening screen, a live single-line diagram of the whole plant</w:t>
+      </w:r>
+    </w:p>
+    <w:p>
+      <w:r>
+        <w:drawing>
+          <wp:inline>
+            <wp:extent cx="5486400" cy="3473577"/>
+            <wp:docPr id="5" name="Picture 5"/>
+            <wp:cNvGraphicFramePr>
+              <a:graphicFrameLocks noChangeAspect="1"/>
+            </wp:cNvGraphicFramePr>
+            <a:graphic>
+              <a:graphicData uri="http://schemas.openxmlformats.org/drawingml/2006/picture">
+                <pic:pic>
+                  <pic:nvPicPr>
+                    <pic:cNvPr id="0" name="E02_11kV_switchboard.png"/>
+                    <pic:cNvPicPr/>
+                  </pic:nvPicPr>
+                  <pic:blipFill>
+                    <a:blip r:embed="rId7"/>
+                    <a:stretch>
+                      <a:fillRect/>
+                    </a:stretch>
+                  </pic:blipFill>
+                  <pic:spPr>
+                    <a:xfrm>
+                      <a:off x="0" y="0"/>
+                      <a:ext cx="5486400" cy="3473577"/>
+                    </a:xfrm>
+                    <a:prstGeom prst="rect"/>
+                  </pic:spPr>
+                </pic:pic>
+              </a:graphicData>
+            </a:graphic>
+          </wp:inline>
+        </w:drawing>
+      </w:r>
+    </w:p>
+    <w:p>
+      <w:pPr/>
+      <w:r>
+        <w:t>11 kV switchboard · mock-up, panels AH1 to AH8 with positions, relay status and measurements</w:t>
+      </w:r>
+    </w:p>
+    <w:p>
+      <w:r>
+        <w:drawing>
+          <wp:inline>
+            <wp:extent cx="5486400" cy="3257550"/>
+            <wp:docPr id="6" name="Picture 6"/>
+            <wp:cNvGraphicFramePr>
+              <a:graphicFrameLocks noChangeAspect="1"/>
+            </wp:cNvGraphicFramePr>
+            <a:graphic>
+              <a:graphicData uri="http://schemas.openxmlformats.org/drawingml/2006/picture">
+                <pic:pic>
+                  <pic:nvPicPr>
+                    <pic:cNvPr id="0" name="E07_energy_management.png"/>
+                    <pic:cNvPicPr/>
+                  </pic:nvPicPr>
+                  <pic:blipFill>
+                    <a:blip r:embed="rId8"/>
+                    <a:stretch>
+                      <a:fillRect/>
+                    </a:stretch>
+                  </pic:blipFill>
+                  <pic:spPr>
+                    <a:xfrm>
+                      <a:off x="0" y="0"/>
+                      <a:ext cx="5486400" cy="3257550"/>
+                    </a:xfrm>
+                    <a:prstGeom prst="rect"/>
+                  </pic:spPr>
+                </pic:pic>
+              </a:graphicData>
+            </a:graphic>
+          </wp:inline>
+        </w:drawing>
+      </w:r>
+    </w:p>
+    <w:p>
+      <w:pPr/>
+      <w:r>
+        <w:t>Energy management · mock-up, EMS state, power balance, operating modes and Admin settings</w:t>
+      </w:r>
+    </w:p>
     <w:p>
       <w:pPr>
         <w:pStyle w:val="Heading3"/>
@@ -13067,6 +13228,41 @@
             <w:pPr/>
             <w:r>
               <w:t xml:space="preserve">After terminal schedules are received</w:t>
+            </w:r>
+          </w:p>
+        </w:tc>
+      </w:tr>
+      <w:tr>
+        <w:tc>
+          <w:tcPr>
+            <w:tcW w:w="3120" w:type="dxa"/>
+          </w:tcPr>
+          <w:p>
+            <w:pPr/>
+            <w:r>
+              <w:t>E</w:t>
+            </w:r>
+          </w:p>
+        </w:tc>
+        <w:tc>
+          <w:tcPr>
+            <w:tcW w:w="3120" w:type="dxa"/>
+          </w:tcPr>
+          <w:p>
+            <w:pPr/>
+            <w:r>
+              <w:t>HMI screen mock-ups: 12 screens from the HMI demonstration, including a battery fire (Villa_Somalia_SCADA_Attachment_E_HMI_Screens.pdf)</w:t>
+            </w:r>
+          </w:p>
+        </w:tc>
+        <w:tc>
+          <w:tcPr>
+            <w:tcW w:w="3120" w:type="dxa"/>
+          </w:tcPr>
+          <w:p>
+            <w:pPr/>
+            <w:r>
+              <w:t>Rev 1, complete; final screens built in SICAM SCC</w:t>
             </w:r>
           </w:p>
         </w:tc>
